--- a/ClientDeveloper Team Project GB W2.docx
+++ b/ClientDeveloper Team Project GB W2.docx
@@ -774,8 +774,6 @@
         </w:rPr>
         <w:t xml:space="preserve">the page1, page2, and page 3. </w:t>
       </w:r>
-      <w:bookmarkStart w:id="0" w:name="_GoBack"/>
-      <w:bookmarkEnd w:id="0"/>
     </w:p>
     <w:p>
       <w:pPr>
@@ -885,6 +883,869 @@
         </w:rPr>
         <w:t>Placed the texts and images as described in the site plan</w:t>
       </w:r>
+    </w:p>
+    <w:p>
+      <w:pPr>
+        <w:pStyle w:val="ListParagraph"/>
+        <w:spacing w:line="276" w:lineRule="auto"/>
+        <w:ind w:left="1080" w:firstLine="0"/>
+        <w:rPr>
+          <w:sz w:val="22"/>
+          <w:szCs w:val="22"/>
+        </w:rPr>
+      </w:pPr>
+      <w:r>
+        <w:rPr>
+          <w:sz w:val="22"/>
+          <w:szCs w:val="22"/>
+        </w:rPr>
+        <w:br/>
+      </w:r>
+    </w:p>
+    <w:p>
+      <w:pPr>
+        <w:rPr>
+          <w:sz w:val="22"/>
+          <w:szCs w:val="22"/>
+        </w:rPr>
+      </w:pPr>
+      <w:r>
+        <w:rPr>
+          <w:sz w:val="22"/>
+          <w:szCs w:val="22"/>
+        </w:rPr>
+        <w:br w:type="page"/>
+      </w:r>
+    </w:p>
+    <w:p>
+      <w:pPr>
+        <w:spacing w:line="360" w:lineRule="auto"/>
+        <w:ind w:firstLine="0"/>
+        <w:jc w:val="center"/>
+        <w:rPr>
+          <w:sz w:val="24"/>
+        </w:rPr>
+      </w:pPr>
+      <w:r>
+        <w:rPr>
+          <w:sz w:val="24"/>
+        </w:rPr>
+        <w:lastRenderedPageBreak/>
+        <w:t xml:space="preserve">Client/Developer Team Project Report: Week </w:t>
+      </w:r>
+      <w:r>
+        <w:rPr>
+          <w:sz w:val="24"/>
+        </w:rPr>
+        <w:t>3</w:t>
+      </w:r>
+      <w:r>
+        <w:rPr>
+          <w:sz w:val="24"/>
+        </w:rPr>
+        <w:t xml:space="preserve"> (</w:t>
+      </w:r>
+      <w:r>
+        <w:rPr>
+          <w:sz w:val="24"/>
+        </w:rPr>
+        <w:t>4/2</w:t>
+      </w:r>
+      <w:r>
+        <w:rPr>
+          <w:sz w:val="24"/>
+        </w:rPr>
+        <w:t>/2026)</w:t>
+      </w:r>
+    </w:p>
+    <w:p>
+      <w:pPr>
+        <w:spacing w:line="276" w:lineRule="auto"/>
+        <w:ind w:firstLine="0"/>
+        <w:jc w:val="center"/>
+        <w:rPr>
+          <w:sz w:val="22"/>
+          <w:szCs w:val="22"/>
+        </w:rPr>
+      </w:pPr>
+      <w:proofErr w:type="spellStart"/>
+      <w:r>
+        <w:rPr>
+          <w:sz w:val="22"/>
+          <w:szCs w:val="22"/>
+        </w:rPr>
+        <w:t>Garyeong</w:t>
+      </w:r>
+      <w:proofErr w:type="spellEnd"/>
+      <w:r>
+        <w:rPr>
+          <w:sz w:val="22"/>
+          <w:szCs w:val="22"/>
+        </w:rPr>
+        <w:t xml:space="preserve"> Bae</w:t>
+      </w:r>
+    </w:p>
+    <w:tbl>
+      <w:tblPr>
+        <w:tblStyle w:val="TableGrid"/>
+        <w:tblW w:w="0" w:type="auto"/>
+        <w:tblLook w:val="04A0" w:firstRow="1" w:lastRow="0" w:firstColumn="1" w:lastColumn="0" w:noHBand="0" w:noVBand="1"/>
+      </w:tblPr>
+      <w:tblGrid>
+        <w:gridCol w:w="2254"/>
+        <w:gridCol w:w="2254"/>
+        <w:gridCol w:w="2254"/>
+        <w:gridCol w:w="2254"/>
+      </w:tblGrid>
+      <w:tr>
+        <w:tc>
+          <w:tcPr>
+            <w:tcW w:w="2254" w:type="dxa"/>
+            <w:shd w:val="clear" w:color="auto" w:fill="D0CECE" w:themeFill="background2" w:themeFillShade="E6"/>
+          </w:tcPr>
+          <w:p>
+            <w:pPr>
+              <w:spacing w:line="276" w:lineRule="auto"/>
+              <w:ind w:firstLine="0"/>
+              <w:jc w:val="center"/>
+              <w:rPr>
+                <w:sz w:val="22"/>
+                <w:szCs w:val="22"/>
+              </w:rPr>
+            </w:pPr>
+            <w:r>
+              <w:rPr>
+                <w:sz w:val="22"/>
+                <w:szCs w:val="22"/>
+              </w:rPr>
+              <w:t>Client</w:t>
+            </w:r>
+          </w:p>
+        </w:tc>
+        <w:tc>
+          <w:tcPr>
+            <w:tcW w:w="2254" w:type="dxa"/>
+            <w:shd w:val="clear" w:color="auto" w:fill="D0CECE" w:themeFill="background2" w:themeFillShade="E6"/>
+          </w:tcPr>
+          <w:p>
+            <w:pPr>
+              <w:spacing w:line="276" w:lineRule="auto"/>
+              <w:ind w:firstLine="0"/>
+              <w:jc w:val="center"/>
+              <w:rPr>
+                <w:sz w:val="22"/>
+                <w:szCs w:val="22"/>
+              </w:rPr>
+            </w:pPr>
+            <w:r>
+              <w:rPr>
+                <w:sz w:val="22"/>
+                <w:szCs w:val="22"/>
+              </w:rPr>
+              <w:t>Lead Developer</w:t>
+            </w:r>
+          </w:p>
+        </w:tc>
+        <w:tc>
+          <w:tcPr>
+            <w:tcW w:w="4508" w:type="dxa"/>
+            <w:gridSpan w:val="2"/>
+            <w:shd w:val="clear" w:color="auto" w:fill="D0CECE" w:themeFill="background2" w:themeFillShade="E6"/>
+          </w:tcPr>
+          <w:p>
+            <w:pPr>
+              <w:spacing w:line="276" w:lineRule="auto"/>
+              <w:ind w:firstLine="0"/>
+              <w:jc w:val="center"/>
+              <w:rPr>
+                <w:sz w:val="22"/>
+                <w:szCs w:val="22"/>
+              </w:rPr>
+            </w:pPr>
+            <w:r>
+              <w:rPr>
+                <w:sz w:val="22"/>
+                <w:szCs w:val="22"/>
+              </w:rPr>
+              <w:t>Jr. Developers</w:t>
+            </w:r>
+          </w:p>
+        </w:tc>
+      </w:tr>
+      <w:tr>
+        <w:tc>
+          <w:tcPr>
+            <w:tcW w:w="2254" w:type="dxa"/>
+            <w:shd w:val="clear" w:color="auto" w:fill="F7CAAC" w:themeFill="accent2" w:themeFillTint="66"/>
+          </w:tcPr>
+          <w:p>
+            <w:pPr>
+              <w:spacing w:line="276" w:lineRule="auto"/>
+              <w:ind w:firstLine="0"/>
+              <w:rPr>
+                <w:sz w:val="22"/>
+                <w:szCs w:val="22"/>
+              </w:rPr>
+            </w:pPr>
+            <w:proofErr w:type="spellStart"/>
+            <w:r>
+              <w:rPr>
+                <w:sz w:val="22"/>
+                <w:szCs w:val="22"/>
+              </w:rPr>
+              <w:t>Garyeong</w:t>
+            </w:r>
+            <w:proofErr w:type="spellEnd"/>
+            <w:r>
+              <w:rPr>
+                <w:sz w:val="22"/>
+                <w:szCs w:val="22"/>
+              </w:rPr>
+              <w:t xml:space="preserve"> Bae</w:t>
+            </w:r>
+          </w:p>
+        </w:tc>
+        <w:tc>
+          <w:tcPr>
+            <w:tcW w:w="2254" w:type="dxa"/>
+          </w:tcPr>
+          <w:p>
+            <w:pPr>
+              <w:spacing w:line="276" w:lineRule="auto"/>
+              <w:ind w:firstLine="0"/>
+              <w:rPr>
+                <w:sz w:val="22"/>
+                <w:szCs w:val="22"/>
+              </w:rPr>
+            </w:pPr>
+            <w:r>
+              <w:rPr>
+                <w:sz w:val="22"/>
+                <w:szCs w:val="22"/>
+              </w:rPr>
+              <w:t>Michael Hoffman</w:t>
+            </w:r>
+          </w:p>
+        </w:tc>
+        <w:tc>
+          <w:tcPr>
+            <w:tcW w:w="2254" w:type="dxa"/>
+          </w:tcPr>
+          <w:p>
+            <w:pPr>
+              <w:spacing w:line="276" w:lineRule="auto"/>
+              <w:ind w:firstLine="0"/>
+              <w:rPr>
+                <w:sz w:val="22"/>
+                <w:szCs w:val="22"/>
+              </w:rPr>
+            </w:pPr>
+            <w:r>
+              <w:rPr>
+                <w:sz w:val="22"/>
+                <w:szCs w:val="22"/>
+              </w:rPr>
+              <w:t>Jacob Lewis</w:t>
+            </w:r>
+          </w:p>
+        </w:tc>
+        <w:tc>
+          <w:tcPr>
+            <w:tcW w:w="2254" w:type="dxa"/>
+          </w:tcPr>
+          <w:p>
+            <w:pPr>
+              <w:spacing w:line="276" w:lineRule="auto"/>
+              <w:ind w:firstLine="0"/>
+              <w:rPr>
+                <w:sz w:val="22"/>
+                <w:szCs w:val="22"/>
+              </w:rPr>
+            </w:pPr>
+            <w:r>
+              <w:rPr>
+                <w:sz w:val="22"/>
+                <w:szCs w:val="22"/>
+              </w:rPr>
+              <w:t>Seth Jones</w:t>
+            </w:r>
+          </w:p>
+        </w:tc>
+      </w:tr>
+      <w:tr>
+        <w:tc>
+          <w:tcPr>
+            <w:tcW w:w="2254" w:type="dxa"/>
+          </w:tcPr>
+          <w:p>
+            <w:pPr>
+              <w:spacing w:line="276" w:lineRule="auto"/>
+              <w:ind w:firstLine="0"/>
+              <w:rPr>
+                <w:sz w:val="22"/>
+                <w:szCs w:val="22"/>
+              </w:rPr>
+            </w:pPr>
+            <w:r>
+              <w:rPr>
+                <w:sz w:val="22"/>
+                <w:szCs w:val="22"/>
+              </w:rPr>
+              <w:t>Beck Johansen</w:t>
+            </w:r>
+          </w:p>
+        </w:tc>
+        <w:tc>
+          <w:tcPr>
+            <w:tcW w:w="2254" w:type="dxa"/>
+            <w:shd w:val="clear" w:color="auto" w:fill="F7CAAC" w:themeFill="accent2" w:themeFillTint="66"/>
+          </w:tcPr>
+          <w:p>
+            <w:pPr>
+              <w:spacing w:line="276" w:lineRule="auto"/>
+              <w:ind w:firstLine="0"/>
+              <w:rPr>
+                <w:sz w:val="22"/>
+                <w:szCs w:val="22"/>
+              </w:rPr>
+            </w:pPr>
+            <w:proofErr w:type="spellStart"/>
+            <w:r>
+              <w:rPr>
+                <w:sz w:val="22"/>
+                <w:szCs w:val="22"/>
+              </w:rPr>
+              <w:t>Garyeong</w:t>
+            </w:r>
+            <w:proofErr w:type="spellEnd"/>
+            <w:r>
+              <w:rPr>
+                <w:sz w:val="22"/>
+                <w:szCs w:val="22"/>
+              </w:rPr>
+              <w:t xml:space="preserve"> Bae</w:t>
+            </w:r>
+          </w:p>
+        </w:tc>
+        <w:tc>
+          <w:tcPr>
+            <w:tcW w:w="2254" w:type="dxa"/>
+          </w:tcPr>
+          <w:p>
+            <w:pPr>
+              <w:spacing w:line="276" w:lineRule="auto"/>
+              <w:ind w:firstLine="0"/>
+              <w:rPr>
+                <w:sz w:val="22"/>
+                <w:szCs w:val="22"/>
+              </w:rPr>
+            </w:pPr>
+            <w:r>
+              <w:rPr>
+                <w:sz w:val="22"/>
+                <w:szCs w:val="22"/>
+              </w:rPr>
+              <w:t>Ben Clark</w:t>
+            </w:r>
+          </w:p>
+        </w:tc>
+        <w:tc>
+          <w:tcPr>
+            <w:tcW w:w="2254" w:type="dxa"/>
+          </w:tcPr>
+          <w:p>
+            <w:pPr>
+              <w:spacing w:line="276" w:lineRule="auto"/>
+              <w:ind w:firstLine="0"/>
+              <w:rPr>
+                <w:sz w:val="22"/>
+                <w:szCs w:val="22"/>
+              </w:rPr>
+            </w:pPr>
+            <w:r>
+              <w:rPr>
+                <w:sz w:val="22"/>
+                <w:szCs w:val="22"/>
+              </w:rPr>
+              <w:t>Zeta Cruz</w:t>
+            </w:r>
+          </w:p>
+        </w:tc>
+      </w:tr>
+      <w:tr>
+        <w:tc>
+          <w:tcPr>
+            <w:tcW w:w="2254" w:type="dxa"/>
+          </w:tcPr>
+          <w:p>
+            <w:pPr>
+              <w:spacing w:line="276" w:lineRule="auto"/>
+              <w:ind w:firstLine="0"/>
+              <w:rPr>
+                <w:sz w:val="22"/>
+                <w:szCs w:val="22"/>
+              </w:rPr>
+            </w:pPr>
+            <w:r>
+              <w:rPr>
+                <w:sz w:val="22"/>
+                <w:szCs w:val="22"/>
+              </w:rPr>
+              <w:t>Ben Clark</w:t>
+            </w:r>
+          </w:p>
+        </w:tc>
+        <w:tc>
+          <w:tcPr>
+            <w:tcW w:w="2254" w:type="dxa"/>
+          </w:tcPr>
+          <w:p>
+            <w:pPr>
+              <w:spacing w:line="276" w:lineRule="auto"/>
+              <w:ind w:firstLine="0"/>
+              <w:rPr>
+                <w:sz w:val="22"/>
+                <w:szCs w:val="22"/>
+              </w:rPr>
+            </w:pPr>
+            <w:r>
+              <w:rPr>
+                <w:sz w:val="22"/>
+                <w:szCs w:val="22"/>
+              </w:rPr>
+              <w:t xml:space="preserve">Alice </w:t>
+            </w:r>
+            <w:proofErr w:type="spellStart"/>
+            <w:r>
+              <w:rPr>
+                <w:sz w:val="22"/>
+                <w:szCs w:val="22"/>
+              </w:rPr>
+              <w:t>Rygg</w:t>
+            </w:r>
+            <w:proofErr w:type="spellEnd"/>
+          </w:p>
+        </w:tc>
+        <w:tc>
+          <w:tcPr>
+            <w:tcW w:w="2254" w:type="dxa"/>
+            <w:shd w:val="clear" w:color="auto" w:fill="F7CAAC" w:themeFill="accent2" w:themeFillTint="66"/>
+          </w:tcPr>
+          <w:p>
+            <w:pPr>
+              <w:spacing w:line="276" w:lineRule="auto"/>
+              <w:ind w:firstLine="0"/>
+              <w:rPr>
+                <w:sz w:val="22"/>
+                <w:szCs w:val="22"/>
+              </w:rPr>
+            </w:pPr>
+            <w:proofErr w:type="spellStart"/>
+            <w:r>
+              <w:rPr>
+                <w:sz w:val="22"/>
+                <w:szCs w:val="22"/>
+              </w:rPr>
+              <w:t>Garyeong</w:t>
+            </w:r>
+            <w:proofErr w:type="spellEnd"/>
+            <w:r>
+              <w:rPr>
+                <w:sz w:val="22"/>
+                <w:szCs w:val="22"/>
+              </w:rPr>
+              <w:t xml:space="preserve"> Bae</w:t>
+            </w:r>
+          </w:p>
+        </w:tc>
+        <w:tc>
+          <w:tcPr>
+            <w:tcW w:w="2254" w:type="dxa"/>
+          </w:tcPr>
+          <w:p>
+            <w:pPr>
+              <w:spacing w:line="276" w:lineRule="auto"/>
+              <w:ind w:firstLine="0"/>
+              <w:rPr>
+                <w:sz w:val="22"/>
+                <w:szCs w:val="22"/>
+              </w:rPr>
+            </w:pPr>
+            <w:r>
+              <w:rPr>
+                <w:sz w:val="22"/>
+                <w:szCs w:val="22"/>
+              </w:rPr>
+              <w:t>Beck Johansen</w:t>
+            </w:r>
+          </w:p>
+        </w:tc>
+      </w:tr>
+      <w:tr>
+        <w:tc>
+          <w:tcPr>
+            <w:tcW w:w="2254" w:type="dxa"/>
+          </w:tcPr>
+          <w:p>
+            <w:pPr>
+              <w:spacing w:line="276" w:lineRule="auto"/>
+              <w:ind w:firstLine="0"/>
+              <w:rPr>
+                <w:sz w:val="22"/>
+                <w:szCs w:val="22"/>
+              </w:rPr>
+            </w:pPr>
+            <w:r>
+              <w:rPr>
+                <w:sz w:val="22"/>
+                <w:szCs w:val="22"/>
+              </w:rPr>
+              <w:t>DJ Knudsen</w:t>
+            </w:r>
+          </w:p>
+        </w:tc>
+        <w:tc>
+          <w:tcPr>
+            <w:tcW w:w="2254" w:type="dxa"/>
+          </w:tcPr>
+          <w:p>
+            <w:pPr>
+              <w:spacing w:line="276" w:lineRule="auto"/>
+              <w:ind w:firstLine="0"/>
+              <w:rPr>
+                <w:sz w:val="22"/>
+                <w:szCs w:val="22"/>
+              </w:rPr>
+            </w:pPr>
+            <w:r>
+              <w:rPr>
+                <w:sz w:val="22"/>
+                <w:szCs w:val="22"/>
+              </w:rPr>
+              <w:t>Beck Johansen</w:t>
+            </w:r>
+          </w:p>
+        </w:tc>
+        <w:tc>
+          <w:tcPr>
+            <w:tcW w:w="2254" w:type="dxa"/>
+            <w:shd w:val="clear" w:color="auto" w:fill="F7CAAC" w:themeFill="accent2" w:themeFillTint="66"/>
+          </w:tcPr>
+          <w:p>
+            <w:pPr>
+              <w:spacing w:line="276" w:lineRule="auto"/>
+              <w:ind w:firstLine="0"/>
+              <w:rPr>
+                <w:sz w:val="22"/>
+                <w:szCs w:val="22"/>
+              </w:rPr>
+            </w:pPr>
+            <w:proofErr w:type="spellStart"/>
+            <w:r>
+              <w:rPr>
+                <w:sz w:val="22"/>
+                <w:szCs w:val="22"/>
+              </w:rPr>
+              <w:t>Garyeong</w:t>
+            </w:r>
+            <w:proofErr w:type="spellEnd"/>
+            <w:r>
+              <w:rPr>
+                <w:sz w:val="22"/>
+                <w:szCs w:val="22"/>
+              </w:rPr>
+              <w:t xml:space="preserve"> Bae</w:t>
+            </w:r>
+          </w:p>
+        </w:tc>
+        <w:tc>
+          <w:tcPr>
+            <w:tcW w:w="2254" w:type="dxa"/>
+          </w:tcPr>
+          <w:p>
+            <w:pPr>
+              <w:spacing w:line="276" w:lineRule="auto"/>
+              <w:ind w:firstLine="0"/>
+              <w:rPr>
+                <w:sz w:val="22"/>
+                <w:szCs w:val="22"/>
+              </w:rPr>
+            </w:pPr>
+            <w:r>
+              <w:rPr>
+                <w:sz w:val="22"/>
+                <w:szCs w:val="22"/>
+              </w:rPr>
+              <w:t xml:space="preserve">Noah </w:t>
+            </w:r>
+            <w:proofErr w:type="spellStart"/>
+            <w:r>
+              <w:rPr>
+                <w:sz w:val="22"/>
+                <w:szCs w:val="22"/>
+              </w:rPr>
+              <w:t>Whittacre</w:t>
+            </w:r>
+            <w:proofErr w:type="spellEnd"/>
+          </w:p>
+        </w:tc>
+      </w:tr>
+    </w:tbl>
+    <w:p>
+      <w:pPr>
+        <w:pStyle w:val="ListParagraph"/>
+        <w:numPr>
+          <w:ilvl w:val="0"/>
+          <w:numId w:val="2"/>
+        </w:numPr>
+        <w:spacing w:line="276" w:lineRule="auto"/>
+        <w:rPr>
+          <w:sz w:val="22"/>
+          <w:szCs w:val="22"/>
+        </w:rPr>
+      </w:pPr>
+      <w:r>
+        <w:rPr>
+          <w:sz w:val="22"/>
+          <w:szCs w:val="22"/>
+        </w:rPr>
+        <w:t>My Website as a Client</w:t>
+      </w:r>
+    </w:p>
+    <w:p>
+      <w:pPr>
+        <w:pStyle w:val="ListParagraph"/>
+        <w:spacing w:line="276" w:lineRule="auto"/>
+        <w:ind w:firstLine="0"/>
+        <w:rPr>
+          <w:sz w:val="22"/>
+          <w:szCs w:val="22"/>
+        </w:rPr>
+      </w:pPr>
+      <w:bookmarkStart w:id="0" w:name="_GoBack"/>
+      <w:bookmarkEnd w:id="0"/>
+    </w:p>
+    <w:p>
+      <w:pPr>
+        <w:pStyle w:val="ListParagraph"/>
+        <w:numPr>
+          <w:ilvl w:val="0"/>
+          <w:numId w:val="2"/>
+        </w:numPr>
+        <w:spacing w:line="276" w:lineRule="auto"/>
+        <w:rPr>
+          <w:sz w:val="22"/>
+          <w:szCs w:val="22"/>
+        </w:rPr>
+      </w:pPr>
+      <w:r>
+        <w:rPr>
+          <w:sz w:val="22"/>
+          <w:szCs w:val="22"/>
+        </w:rPr>
+        <w:t xml:space="preserve">For Beck Johansen’s Website: </w:t>
+      </w:r>
+    </w:p>
+    <w:p>
+      <w:pPr>
+        <w:pStyle w:val="ListParagraph"/>
+        <w:numPr>
+          <w:ilvl w:val="0"/>
+          <w:numId w:val="4"/>
+        </w:numPr>
+        <w:spacing w:line="276" w:lineRule="auto"/>
+        <w:rPr>
+          <w:sz w:val="22"/>
+          <w:szCs w:val="22"/>
+        </w:rPr>
+      </w:pPr>
+      <w:r>
+        <w:rPr>
+          <w:sz w:val="22"/>
+          <w:szCs w:val="22"/>
+        </w:rPr>
+        <w:t>Finished index page</w:t>
+      </w:r>
+    </w:p>
+    <w:p>
+      <w:pPr>
+        <w:pStyle w:val="ListParagraph"/>
+        <w:numPr>
+          <w:ilvl w:val="0"/>
+          <w:numId w:val="4"/>
+        </w:numPr>
+        <w:spacing w:line="276" w:lineRule="auto"/>
+        <w:rPr>
+          <w:sz w:val="22"/>
+          <w:szCs w:val="22"/>
+        </w:rPr>
+      </w:pPr>
+      <w:r>
+        <w:rPr>
+          <w:sz w:val="22"/>
+          <w:szCs w:val="22"/>
+        </w:rPr>
+        <w:t>Got the code from Beck for page 2</w:t>
+      </w:r>
+    </w:p>
+    <w:p>
+      <w:pPr>
+        <w:pStyle w:val="ListParagraph"/>
+        <w:spacing w:line="276" w:lineRule="auto"/>
+        <w:ind w:left="1080" w:firstLine="0"/>
+        <w:rPr>
+          <w:sz w:val="22"/>
+          <w:szCs w:val="22"/>
+        </w:rPr>
+      </w:pPr>
+    </w:p>
+    <w:p>
+      <w:pPr>
+        <w:pStyle w:val="ListParagraph"/>
+        <w:numPr>
+          <w:ilvl w:val="0"/>
+          <w:numId w:val="2"/>
+        </w:numPr>
+        <w:spacing w:line="276" w:lineRule="auto"/>
+        <w:rPr>
+          <w:sz w:val="22"/>
+          <w:szCs w:val="22"/>
+        </w:rPr>
+      </w:pPr>
+      <w:r>
+        <w:rPr>
+          <w:sz w:val="22"/>
+          <w:szCs w:val="22"/>
+        </w:rPr>
+        <w:t xml:space="preserve">For Ben Clark’s Website: </w:t>
+      </w:r>
+    </w:p>
+    <w:p>
+      <w:pPr>
+        <w:pStyle w:val="ListParagraph"/>
+        <w:numPr>
+          <w:ilvl w:val="0"/>
+          <w:numId w:val="4"/>
+        </w:numPr>
+        <w:spacing w:line="276" w:lineRule="auto"/>
+        <w:rPr>
+          <w:sz w:val="22"/>
+          <w:szCs w:val="22"/>
+        </w:rPr>
+      </w:pPr>
+      <w:r>
+        <w:rPr>
+          <w:sz w:val="22"/>
+          <w:szCs w:val="22"/>
+        </w:rPr>
+        <w:t xml:space="preserve">Started working on the CSS </w:t>
+      </w:r>
+    </w:p>
+    <w:p>
+      <w:pPr>
+        <w:pStyle w:val="ListParagraph"/>
+        <w:spacing w:line="276" w:lineRule="auto"/>
+        <w:ind w:left="1080" w:firstLine="0"/>
+        <w:rPr>
+          <w:sz w:val="22"/>
+          <w:szCs w:val="22"/>
+        </w:rPr>
+      </w:pPr>
+    </w:p>
+    <w:p>
+      <w:pPr>
+        <w:pStyle w:val="ListParagraph"/>
+        <w:numPr>
+          <w:ilvl w:val="0"/>
+          <w:numId w:val="2"/>
+        </w:numPr>
+        <w:spacing w:line="276" w:lineRule="auto"/>
+        <w:rPr>
+          <w:sz w:val="22"/>
+          <w:szCs w:val="22"/>
+        </w:rPr>
+      </w:pPr>
+      <w:r>
+        <w:rPr>
+          <w:sz w:val="22"/>
+          <w:szCs w:val="22"/>
+        </w:rPr>
+        <w:t>For DJ Knudsen’s Website:</w:t>
+      </w:r>
+    </w:p>
+    <w:p>
+      <w:pPr>
+        <w:pStyle w:val="ListParagraph"/>
+        <w:numPr>
+          <w:ilvl w:val="0"/>
+          <w:numId w:val="4"/>
+        </w:numPr>
+        <w:spacing w:line="276" w:lineRule="auto"/>
+        <w:rPr>
+          <w:sz w:val="22"/>
+          <w:szCs w:val="22"/>
+        </w:rPr>
+      </w:pPr>
+      <w:r>
+        <w:rPr>
+          <w:sz w:val="22"/>
+          <w:szCs w:val="22"/>
+        </w:rPr>
+        <w:t>Finished the CSS for books.html</w:t>
+      </w:r>
+    </w:p>
+    <w:p>
+      <w:pPr>
+        <w:pStyle w:val="ListParagraph"/>
+        <w:numPr>
+          <w:ilvl w:val="0"/>
+          <w:numId w:val="7"/>
+        </w:numPr>
+        <w:spacing w:line="276" w:lineRule="auto"/>
+        <w:rPr>
+          <w:sz w:val="22"/>
+          <w:szCs w:val="22"/>
+        </w:rPr>
+      </w:pPr>
+      <w:r>
+        <w:rPr>
+          <w:sz w:val="22"/>
+          <w:szCs w:val="22"/>
+        </w:rPr>
+        <w:t>Styled the nav bar and the footer</w:t>
+      </w:r>
+    </w:p>
+    <w:p>
+      <w:pPr>
+        <w:pStyle w:val="ListParagraph"/>
+        <w:numPr>
+          <w:ilvl w:val="0"/>
+          <w:numId w:val="7"/>
+        </w:numPr>
+        <w:spacing w:line="276" w:lineRule="auto"/>
+        <w:rPr>
+          <w:sz w:val="22"/>
+          <w:szCs w:val="22"/>
+        </w:rPr>
+      </w:pPr>
+      <w:r>
+        <w:rPr>
+          <w:sz w:val="22"/>
+          <w:szCs w:val="22"/>
+        </w:rPr>
+        <w:t>Adjusted sizes of texts and images</w:t>
+      </w:r>
+    </w:p>
+    <w:p>
+      <w:pPr>
+        <w:pStyle w:val="ListParagraph"/>
+        <w:spacing w:line="276" w:lineRule="auto"/>
+        <w:ind w:left="1080" w:firstLine="0"/>
+        <w:rPr>
+          <w:sz w:val="22"/>
+          <w:szCs w:val="22"/>
+        </w:rPr>
+      </w:pPr>
     </w:p>
     <w:p>
       <w:pPr>
